--- a/oct-27/3rd-draft/AIPR 2026 Paper-3rd-draft.docx
+++ b/oct-27/3rd-draft/AIPR 2026 Paper-3rd-draft.docx
@@ -800,15 +800,15 @@
           <w:i/>
           <w:iCs/>
         </w:rPr>
-        <w:t xml:space="preserve">Fig. 6. Another example of color permutation, on the cable-winding clip: source (left) and variant with the desk and shelf recolored blue (right).</w:t>
-      </w:r>
-    </w:p>
-    <w:p>
-      <w:pPr>
-        <w:pStyle w:val="BodyText"/>
-      </w:pPr>
-      <w:r>
-        <w:t xml:space="preserve">Fig. 6 shows the same kind of appearance change on the cable-winding clip: the desk and shelf are recolored and the hands and cable are preserved. We used this clip to test a change of a different kind.</w:t>
+        <w:t xml:space="preserve">Fig. 6. Another example of color permutation, on the cable-winding clip: source (left) and variant (right).</w:t>
+      </w:r>
+    </w:p>
+    <w:p>
+      <w:pPr>
+        <w:pStyle w:val="BodyText"/>
+      </w:pPr>
+      <w:r>
+        <w:t xml:space="preserve">Fig. 6 illustrates another appearance change, this time on the color of background items. When we prompt to permute the color of some background items within the cable-winding clip from black to blue, we see the desk, shelf, hands and cable are preserved, while some of the black colored items are altered.</w:t>
       </w:r>
     </w:p>
     <w:p>
